--- a/docs/Methodologie.docx
+++ b/docs/Methodologie.docx
@@ -1215,7 +1215,7 @@
           <w:rFonts w:ascii="Times New Roman" w:eastAsia="Times New Roman" w:hAnsi="Times New Roman" w:cs="Times New Roman"/>
           <w:lang w:eastAsia="fr-FR"/>
         </w:rPr>
-        <w:t xml:space="preserve"> ###Fickou, look at this ! ###</w:t>
+        <w:t xml:space="preserve"> </w:t>
       </w:r>
     </w:p>
     <w:p>
@@ -1385,37 +1385,71 @@
           <w:rFonts w:ascii="Times New Roman" w:eastAsia="Times New Roman" w:hAnsi="Times New Roman" w:cs="Times New Roman"/>
           <w:lang w:eastAsia="fr-FR"/>
         </w:rPr>
-        <w:t>(genres), des thèmes (mots-clés) et une équipe (acteurs, réalisateur). Nous postulons que la</w:t>
-      </w:r>
-    </w:p>
-    <w:p>
-      <w:pPr>
-        <w:pStyle w:val="Paragraphedeliste"/>
-        <w:spacing w:line="360" w:lineRule="auto"/>
-        <w:jc w:val="both"/>
-        <w:rPr>
-          <w:rFonts w:ascii="Times New Roman" w:eastAsia="Times New Roman" w:hAnsi="Times New Roman" w:cs="Times New Roman"/>
-          <w:lang w:eastAsia="fr-FR"/>
-        </w:rPr>
-      </w:pPr>
-      <w:r>
-        <w:rPr>
-          <w:rFonts w:ascii="Times New Roman" w:eastAsia="Times New Roman" w:hAnsi="Times New Roman" w:cs="Times New Roman"/>
-          <w:lang w:eastAsia="fr-FR"/>
-        </w:rPr>
-        <w:t>richesse de ces informations mènera à des clusters beaucoup plus robustes et</w:t>
-      </w:r>
-    </w:p>
-    <w:p>
-      <w:pPr>
-        <w:pStyle w:val="Paragraphedeliste"/>
-        <w:spacing w:line="360" w:lineRule="auto"/>
-        <w:jc w:val="both"/>
-        <w:rPr>
-          <w:rFonts w:ascii="Times New Roman" w:eastAsia="Times New Roman" w:hAnsi="Times New Roman" w:cs="Times New Roman"/>
-          <w:lang w:eastAsia="fr-FR"/>
-        </w:rPr>
-      </w:pPr>
+        <w:t>(genres)</w:t>
+      </w:r>
+      <w:r>
+        <w:rPr>
+          <w:rFonts w:ascii="Times New Roman" w:eastAsia="Times New Roman" w:hAnsi="Times New Roman" w:cs="Times New Roman"/>
+          <w:lang w:eastAsia="fr-FR"/>
+        </w:rPr>
+        <w:t xml:space="preserve"> et </w:t>
+      </w:r>
+      <w:r>
+        <w:rPr>
+          <w:rFonts w:ascii="Times New Roman" w:eastAsia="Times New Roman" w:hAnsi="Times New Roman" w:cs="Times New Roman"/>
+          <w:lang w:eastAsia="fr-FR"/>
+        </w:rPr>
+        <w:t xml:space="preserve">des thèmes (mots-clés) </w:t>
+      </w:r>
+      <w:r>
+        <w:rPr>
+          <w:rFonts w:ascii="Times New Roman" w:eastAsia="Times New Roman" w:hAnsi="Times New Roman" w:cs="Times New Roman"/>
+          <w:lang w:eastAsia="fr-FR"/>
+        </w:rPr>
+        <w:t>.</w:t>
+      </w:r>
+      <w:r>
+        <w:rPr>
+          <w:rFonts w:ascii="Times New Roman" w:eastAsia="Times New Roman" w:hAnsi="Times New Roman" w:cs="Times New Roman"/>
+          <w:lang w:eastAsia="fr-FR"/>
+        </w:rPr>
+        <w:t>Nous postulons que la</w:t>
+      </w:r>
+      <w:r>
+        <w:rPr>
+          <w:rFonts w:ascii="Times New Roman" w:eastAsia="Times New Roman" w:hAnsi="Times New Roman" w:cs="Times New Roman"/>
+          <w:lang w:eastAsia="fr-FR"/>
+        </w:rPr>
+        <w:t xml:space="preserve"> </w:t>
+      </w:r>
+      <w:r>
+        <w:rPr>
+          <w:rFonts w:ascii="Times New Roman" w:eastAsia="Times New Roman" w:hAnsi="Times New Roman" w:cs="Times New Roman"/>
+          <w:lang w:eastAsia="fr-FR"/>
+        </w:rPr>
+        <w:t>richesse de ces informations mènera</w:t>
+      </w:r>
+      <w:r>
+        <w:rPr>
+          <w:rFonts w:ascii="Times New Roman" w:eastAsia="Times New Roman" w:hAnsi="Times New Roman" w:cs="Times New Roman"/>
+          <w:lang w:eastAsia="fr-FR"/>
+        </w:rPr>
+        <w:t xml:space="preserve"> </w:t>
+      </w:r>
+      <w:r>
+        <w:rPr>
+          <w:rFonts w:ascii="Times New Roman" w:eastAsia="Times New Roman" w:hAnsi="Times New Roman" w:cs="Times New Roman"/>
+          <w:lang w:eastAsia="fr-FR"/>
+        </w:rPr>
+        <w:t>à des clusters beaucoup plus robustes et</w:t>
+      </w:r>
+      <w:r>
+        <w:rPr>
+          <w:rFonts w:ascii="Times New Roman" w:eastAsia="Times New Roman" w:hAnsi="Times New Roman" w:cs="Times New Roman"/>
+          <w:lang w:eastAsia="fr-FR"/>
+        </w:rPr>
+        <w:t xml:space="preserve"> </w:t>
+      </w:r>
       <w:r>
         <w:rPr>
           <w:rFonts w:ascii="Times New Roman" w:eastAsia="Times New Roman" w:hAnsi="Times New Roman" w:cs="Times New Roman"/>
@@ -1496,16 +1530,13 @@
         </w:rPr>
         <w:t>,</w:t>
       </w:r>
-    </w:p>
-    <w:p>
-      <w:pPr>
-        <w:spacing w:line="360" w:lineRule="auto"/>
-        <w:jc w:val="both"/>
-        <w:rPr>
-          <w:rFonts w:ascii="Times New Roman" w:eastAsia="Times New Roman" w:hAnsi="Times New Roman" w:cs="Times New Roman"/>
-          <w:lang w:eastAsia="fr-FR"/>
-        </w:rPr>
-      </w:pPr>
+      <w:r>
+        <w:rPr>
+          <w:rFonts w:ascii="Times New Roman" w:eastAsia="Times New Roman" w:hAnsi="Times New Roman" w:cs="Times New Roman"/>
+          <w:lang w:eastAsia="fr-FR"/>
+        </w:rPr>
+        <w:t xml:space="preserve"> </w:t>
+      </w:r>
       <w:r>
         <w:rPr>
           <w:rFonts w:ascii="Times New Roman" w:eastAsia="Times New Roman" w:hAnsi="Times New Roman" w:cs="Times New Roman"/>
@@ -1531,16 +1562,13 @@
         </w:rPr>
         <w:t>. Un choix inadéquat de K peut mener à des regroupements peu</w:t>
       </w:r>
-    </w:p>
-    <w:p>
-      <w:pPr>
-        <w:spacing w:line="360" w:lineRule="auto"/>
-        <w:jc w:val="both"/>
-        <w:rPr>
-          <w:rFonts w:ascii="Times New Roman" w:eastAsia="Times New Roman" w:hAnsi="Times New Roman" w:cs="Times New Roman"/>
-          <w:lang w:eastAsia="fr-FR"/>
-        </w:rPr>
-      </w:pPr>
+      <w:r>
+        <w:rPr>
+          <w:rFonts w:ascii="Times New Roman" w:eastAsia="Times New Roman" w:hAnsi="Times New Roman" w:cs="Times New Roman"/>
+          <w:lang w:eastAsia="fr-FR"/>
+        </w:rPr>
+        <w:t xml:space="preserve"> </w:t>
+      </w:r>
       <w:r>
         <w:rPr>
           <w:rFonts w:ascii="Times New Roman" w:eastAsia="Times New Roman" w:hAnsi="Times New Roman" w:cs="Times New Roman"/>
@@ -1548,16 +1576,13 @@
         </w:rPr>
         <w:t>pertinents (trop de clusters vides ou, au contraire, des clusters trop hétérogènes).</w:t>
       </w:r>
-    </w:p>
-    <w:p>
-      <w:pPr>
-        <w:spacing w:line="360" w:lineRule="auto"/>
-        <w:jc w:val="both"/>
-        <w:rPr>
-          <w:rFonts w:ascii="Times New Roman" w:eastAsia="Times New Roman" w:hAnsi="Times New Roman" w:cs="Times New Roman"/>
-          <w:lang w:eastAsia="fr-FR"/>
-        </w:rPr>
-      </w:pPr>
+      <w:r>
+        <w:rPr>
+          <w:rFonts w:ascii="Times New Roman" w:eastAsia="Times New Roman" w:hAnsi="Times New Roman" w:cs="Times New Roman"/>
+          <w:lang w:eastAsia="fr-FR"/>
+        </w:rPr>
+        <w:t xml:space="preserve"> </w:t>
+      </w:r>
       <w:r>
         <w:rPr>
           <w:rFonts w:ascii="Times New Roman" w:eastAsia="Times New Roman" w:hAnsi="Times New Roman" w:cs="Times New Roman"/>
@@ -1579,16 +1604,13 @@
         </w:rPr>
         <w:t xml:space="preserve"> (Elbow</w:t>
       </w:r>
-    </w:p>
-    <w:p>
-      <w:pPr>
-        <w:spacing w:line="360" w:lineRule="auto"/>
-        <w:jc w:val="both"/>
-        <w:rPr>
-          <w:rFonts w:ascii="Times New Roman" w:eastAsia="Times New Roman" w:hAnsi="Times New Roman" w:cs="Times New Roman"/>
-          <w:lang w:eastAsia="fr-FR"/>
-        </w:rPr>
-      </w:pPr>
+      <w:r>
+        <w:rPr>
+          <w:rFonts w:ascii="Times New Roman" w:eastAsia="Times New Roman" w:hAnsi="Times New Roman" w:cs="Times New Roman"/>
+          <w:lang w:eastAsia="fr-FR"/>
+        </w:rPr>
+        <w:t xml:space="preserve"> </w:t>
+      </w:r>
       <w:r>
         <w:rPr>
           <w:rFonts w:ascii="Times New Roman" w:eastAsia="Times New Roman" w:hAnsi="Times New Roman" w:cs="Times New Roman"/>
@@ -1708,7 +1730,6 @@
           <w:rFonts w:ascii="Times New Roman" w:eastAsia="Times New Roman" w:hAnsi="Times New Roman" w:cs="Times New Roman"/>
           <w:lang w:eastAsia="fr-FR"/>
         </w:rPr>
-        <w:lastRenderedPageBreak/>
         <w:t>Le "</w:t>
       </w:r>
       <w:r>
@@ -1739,7 +1760,21 @@
           <w:rFonts w:ascii="Times New Roman" w:eastAsia="Times New Roman" w:hAnsi="Times New Roman" w:cs="Times New Roman"/>
           <w:lang w:eastAsia="fr-FR"/>
         </w:rPr>
-        <w:t>l'inertie) commence à diminuer de manière significative, est généralement considéré comme</w:t>
+        <w:t>l'inertie)</w:t>
+      </w:r>
+      <w:r>
+        <w:rPr>
+          <w:rFonts w:ascii="Times New Roman" w:eastAsia="Times New Roman" w:hAnsi="Times New Roman" w:cs="Times New Roman"/>
+          <w:lang w:eastAsia="fr-FR"/>
+        </w:rPr>
+        <w:t xml:space="preserve"> </w:t>
+      </w:r>
+      <w:r>
+        <w:rPr>
+          <w:rFonts w:ascii="Times New Roman" w:eastAsia="Times New Roman" w:hAnsi="Times New Roman" w:cs="Times New Roman"/>
+          <w:lang w:eastAsia="fr-FR"/>
+        </w:rPr>
+        <w:t>commence à diminuer de manière significative, est généralement considéré comme</w:t>
       </w:r>
       <w:r>
         <w:rPr>
@@ -1762,64 +1797,9 @@
           <w:bCs/>
           <w:lang w:eastAsia="fr-FR"/>
         </w:rPr>
-        <w:t xml:space="preserve"> bonne estimation du nombre optimal de clusters</w:t>
-      </w:r>
-      <w:r>
-        <w:rPr>
-          <w:rFonts w:ascii="Times New Roman" w:eastAsia="Times New Roman" w:hAnsi="Times New Roman" w:cs="Times New Roman"/>
-          <w:lang w:eastAsia="fr-FR"/>
-        </w:rPr>
-        <w:t>. Les critères d'évaluation quantitatifs,</w:t>
-      </w:r>
-      <w:r>
-        <w:rPr>
-          <w:rFonts w:ascii="Times New Roman" w:eastAsia="Times New Roman" w:hAnsi="Times New Roman" w:cs="Times New Roman"/>
-          <w:lang w:eastAsia="fr-FR"/>
-        </w:rPr>
         <w:t xml:space="preserve"> </w:t>
       </w:r>
-      <w:r>
-        <w:rPr>
-          <w:rFonts w:ascii="Times New Roman" w:eastAsia="Times New Roman" w:hAnsi="Times New Roman" w:cs="Times New Roman"/>
-          <w:lang w:eastAsia="fr-FR"/>
-        </w:rPr>
-        <w:t xml:space="preserve">comme le </w:t>
-      </w:r>
-      <w:r>
-        <w:rPr>
-          <w:rStyle w:val="Accentuationintense"/>
-          <w:lang w:eastAsia="fr-FR"/>
-        </w:rPr>
-        <w:t>S</w:t>
-      </w:r>
-      <w:r>
-        <w:rPr>
-          <w:rStyle w:val="Accentuationintense"/>
-          <w:lang w:eastAsia="fr-FR"/>
-        </w:rPr>
-        <w:t xml:space="preserve">core de </w:t>
-      </w:r>
-      <w:r>
-        <w:rPr>
-          <w:rStyle w:val="Accentuationintense"/>
-          <w:lang w:eastAsia="fr-FR"/>
-        </w:rPr>
-        <w:t>S</w:t>
-      </w:r>
-      <w:r>
-        <w:rPr>
-          <w:rStyle w:val="Accentuationintense"/>
-          <w:lang w:eastAsia="fr-FR"/>
-        </w:rPr>
-        <w:t>ilhouette</w:t>
-      </w:r>
-      <w:r>
-        <w:rPr>
-          <w:rFonts w:ascii="Times New Roman" w:eastAsia="Times New Roman" w:hAnsi="Times New Roman" w:cs="Times New Roman"/>
-          <w:lang w:eastAsia="fr-FR"/>
-        </w:rPr>
-        <w:t>, seront également utilisés dans la section "</w:t>
-      </w:r>
+      <w:proofErr w:type="spellStart"/>
       <w:r>
         <w:rPr>
           <w:rFonts w:ascii="Times New Roman" w:eastAsia="Times New Roman" w:hAnsi="Times New Roman" w:cs="Times New Roman"/>
@@ -1827,6 +1807,102 @@
           <w:bCs/>
           <w:lang w:eastAsia="fr-FR"/>
         </w:rPr>
+        <w:t>bonnee</w:t>
+      </w:r>
+      <w:proofErr w:type="spellEnd"/>
+      <w:r>
+        <w:rPr>
+          <w:rFonts w:ascii="Times New Roman" w:eastAsia="Times New Roman" w:hAnsi="Times New Roman" w:cs="Times New Roman"/>
+          <w:b/>
+          <w:bCs/>
+          <w:lang w:eastAsia="fr-FR"/>
+        </w:rPr>
+        <w:t xml:space="preserve"> </w:t>
+      </w:r>
+      <w:proofErr w:type="spellStart"/>
+      <w:r>
+        <w:rPr>
+          <w:rFonts w:ascii="Times New Roman" w:eastAsia="Times New Roman" w:hAnsi="Times New Roman" w:cs="Times New Roman"/>
+          <w:b/>
+          <w:bCs/>
+          <w:lang w:eastAsia="fr-FR"/>
+        </w:rPr>
+        <w:t>stimation</w:t>
+      </w:r>
+      <w:proofErr w:type="spellEnd"/>
+      <w:r>
+        <w:rPr>
+          <w:rFonts w:ascii="Times New Roman" w:eastAsia="Times New Roman" w:hAnsi="Times New Roman" w:cs="Times New Roman"/>
+          <w:b/>
+          <w:bCs/>
+          <w:lang w:eastAsia="fr-FR"/>
+        </w:rPr>
+        <w:t xml:space="preserve"> du nombre optimal de clusters</w:t>
+      </w:r>
+      <w:r>
+        <w:rPr>
+          <w:rFonts w:ascii="Times New Roman" w:eastAsia="Times New Roman" w:hAnsi="Times New Roman" w:cs="Times New Roman"/>
+          <w:lang w:eastAsia="fr-FR"/>
+        </w:rPr>
+        <w:t>. Les critères d'évaluation quantitatifs,</w:t>
+      </w:r>
+      <w:r>
+        <w:rPr>
+          <w:rFonts w:ascii="Times New Roman" w:eastAsia="Times New Roman" w:hAnsi="Times New Roman" w:cs="Times New Roman"/>
+          <w:lang w:eastAsia="fr-FR"/>
+        </w:rPr>
+        <w:t xml:space="preserve"> </w:t>
+      </w:r>
+      <w:r>
+        <w:rPr>
+          <w:rFonts w:ascii="Times New Roman" w:eastAsia="Times New Roman" w:hAnsi="Times New Roman" w:cs="Times New Roman"/>
+          <w:lang w:eastAsia="fr-FR"/>
+        </w:rPr>
+        <w:t xml:space="preserve">comme le </w:t>
+      </w:r>
+      <w:r>
+        <w:rPr>
+          <w:rStyle w:val="Accentuationintense"/>
+          <w:lang w:eastAsia="fr-FR"/>
+        </w:rPr>
+        <w:t>S</w:t>
+      </w:r>
+      <w:r>
+        <w:rPr>
+          <w:rStyle w:val="Accentuationintense"/>
+          <w:lang w:eastAsia="fr-FR"/>
+        </w:rPr>
+        <w:t xml:space="preserve">core de </w:t>
+      </w:r>
+      <w:r>
+        <w:rPr>
+          <w:rStyle w:val="Accentuationintense"/>
+          <w:lang w:eastAsia="fr-FR"/>
+        </w:rPr>
+        <w:lastRenderedPageBreak/>
+        <w:t>S</w:t>
+      </w:r>
+      <w:r>
+        <w:rPr>
+          <w:rStyle w:val="Accentuationintense"/>
+          <w:lang w:eastAsia="fr-FR"/>
+        </w:rPr>
+        <w:t>ilhouette</w:t>
+      </w:r>
+      <w:r>
+        <w:rPr>
+          <w:rFonts w:ascii="Times New Roman" w:eastAsia="Times New Roman" w:hAnsi="Times New Roman" w:cs="Times New Roman"/>
+          <w:lang w:eastAsia="fr-FR"/>
+        </w:rPr>
+        <w:t>, seront également utilisés dans la section "</w:t>
+      </w:r>
+      <w:r>
+        <w:rPr>
+          <w:rFonts w:ascii="Times New Roman" w:eastAsia="Times New Roman" w:hAnsi="Times New Roman" w:cs="Times New Roman"/>
+          <w:b/>
+          <w:bCs/>
+          <w:lang w:eastAsia="fr-FR"/>
+        </w:rPr>
         <w:t>Résultats</w:t>
       </w:r>
       <w:r>
@@ -1848,7 +1924,21 @@
           <w:rFonts w:ascii="Times New Roman" w:eastAsia="Times New Roman" w:hAnsi="Times New Roman" w:cs="Times New Roman"/>
           <w:lang w:eastAsia="fr-FR"/>
         </w:rPr>
-        <w:t>valider la qualité de la partition obtenue.</w:t>
+        <w:t>valider la qualité de la partition</w:t>
+      </w:r>
+      <w:r>
+        <w:rPr>
+          <w:rFonts w:ascii="Times New Roman" w:eastAsia="Times New Roman" w:hAnsi="Times New Roman" w:cs="Times New Roman"/>
+          <w:lang w:eastAsia="fr-FR"/>
+        </w:rPr>
+        <w:t xml:space="preserve"> </w:t>
+      </w:r>
+      <w:r>
+        <w:rPr>
+          <w:rFonts w:ascii="Times New Roman" w:eastAsia="Times New Roman" w:hAnsi="Times New Roman" w:cs="Times New Roman"/>
+          <w:lang w:eastAsia="fr-FR"/>
+        </w:rPr>
+        <w:t>obtenue.</w:t>
       </w:r>
     </w:p>
     <w:p>
@@ -2001,7 +2091,11 @@
     </w:p>
     <w:p>
       <w:pPr>
-        <w:ind w:left="1416"/>
+        <w:pStyle w:val="Paragraphedeliste"/>
+        <w:numPr>
+          <w:ilvl w:val="0"/>
+          <w:numId w:val="10"/>
+        </w:numPr>
         <w:rPr>
           <w:rFonts w:ascii="Times New Roman" w:eastAsia="Times New Roman" w:hAnsi="Times New Roman" w:cs="Times New Roman"/>
           <w:lang w:eastAsia="fr-FR"/>
@@ -2033,7 +2127,11 @@
     </w:p>
     <w:p>
       <w:pPr>
-        <w:ind w:left="1416"/>
+        <w:pStyle w:val="Paragraphedeliste"/>
+        <w:numPr>
+          <w:ilvl w:val="0"/>
+          <w:numId w:val="10"/>
+        </w:numPr>
         <w:rPr>
           <w:rFonts w:ascii="Times New Roman" w:eastAsia="Times New Roman" w:hAnsi="Times New Roman" w:cs="Times New Roman"/>
           <w:lang w:eastAsia="fr-FR"/>
@@ -2058,7 +2156,11 @@
     </w:p>
     <w:p>
       <w:pPr>
-        <w:ind w:left="1416"/>
+        <w:pStyle w:val="Paragraphedeliste"/>
+        <w:numPr>
+          <w:ilvl w:val="0"/>
+          <w:numId w:val="10"/>
+        </w:numPr>
         <w:rPr>
           <w:rFonts w:ascii="Times New Roman" w:eastAsia="Times New Roman" w:hAnsi="Times New Roman" w:cs="Times New Roman"/>
           <w:lang w:eastAsia="fr-FR"/>
@@ -2356,7 +2458,55 @@
           <w:rFonts w:ascii="Times New Roman" w:eastAsia="Times New Roman" w:hAnsi="Times New Roman" w:cs="Times New Roman"/>
           <w:lang w:eastAsia="fr-FR"/>
         </w:rPr>
-        <w:t>dimensionnalité en cherchant à maximiser la variance. Elle nous permet d'obtenir une</w:t>
+        <w:t>dimensionnalité</w:t>
+      </w:r>
+      <w:r>
+        <w:rPr>
+          <w:rFonts w:ascii="Times New Roman" w:eastAsia="Times New Roman" w:hAnsi="Times New Roman" w:cs="Times New Roman"/>
+          <w:lang w:eastAsia="fr-FR"/>
+        </w:rPr>
+        <w:t xml:space="preserve"> (</w:t>
+      </w:r>
+      <w:r>
+        <w:rPr>
+          <w:rFonts w:ascii="Times New Roman" w:eastAsia="Times New Roman" w:hAnsi="Times New Roman" w:cs="Times New Roman"/>
+          <w:b/>
+          <w:bCs/>
+          <w:lang w:eastAsia="fr-FR"/>
+        </w:rPr>
+        <w:t>2</w:t>
+      </w:r>
+      <w:r>
+        <w:rPr>
+          <w:rFonts w:ascii="Times New Roman" w:eastAsia="Times New Roman" w:hAnsi="Times New Roman" w:cs="Times New Roman"/>
+          <w:lang w:eastAsia="fr-FR"/>
+        </w:rPr>
+        <w:t xml:space="preserve"> dimensions pour notre cas )</w:t>
+      </w:r>
+      <w:r>
+        <w:rPr>
+          <w:rFonts w:ascii="Times New Roman" w:eastAsia="Times New Roman" w:hAnsi="Times New Roman" w:cs="Times New Roman"/>
+          <w:lang w:eastAsia="fr-FR"/>
+        </w:rPr>
+        <w:t xml:space="preserve"> en cherchant à maximiser la </w:t>
+      </w:r>
+      <w:r>
+        <w:rPr>
+          <w:rFonts w:ascii="Times New Roman" w:eastAsia="Times New Roman" w:hAnsi="Times New Roman" w:cs="Times New Roman"/>
+          <w:b/>
+          <w:bCs/>
+          <w:i/>
+          <w:iCs/>
+          <w:lang w:eastAsia="fr-FR"/>
+        </w:rPr>
+        <w:t>variance</w:t>
+      </w:r>
+      <w:r>
+        <w:rPr>
+          <w:rFonts w:ascii="Times New Roman" w:eastAsia="Times New Roman" w:hAnsi="Times New Roman" w:cs="Times New Roman"/>
+          <w:lang w:eastAsia="fr-FR"/>
+        </w:rPr>
+        <w:t>. Elle nous permet d'obtenir une</w:t>
       </w:r>
       <w:r>
         <w:rPr>
@@ -2421,7 +2571,7 @@
           <w:rFonts w:ascii="Times New Roman" w:eastAsia="Times New Roman" w:hAnsi="Times New Roman" w:cs="Times New Roman"/>
           <w:lang w:eastAsia="fr-FR"/>
         </w:rPr>
-        <w:t>linéaire particulièrement efficace pour la visualisation de données de grande dimension.</w:t>
+        <w:t>linéaire particulièrement efficace pour la visualisation de données de grande dimension</w:t>
       </w:r>
       <w:r>
         <w:rPr>
@@ -2435,7 +2585,7 @@
           <w:rFonts w:ascii="Times New Roman" w:eastAsia="Times New Roman" w:hAnsi="Times New Roman" w:cs="Times New Roman"/>
           <w:lang w:eastAsia="fr-FR"/>
         </w:rPr>
-        <w:t>Contrairement à l'ACP qui préserve la structure globale, le t-SNE excelle à révéler la</w:t>
+        <w:t>.</w:t>
       </w:r>
       <w:r>
         <w:rPr>
@@ -2449,8 +2599,37 @@
           <w:rFonts w:ascii="Times New Roman" w:eastAsia="Times New Roman" w:hAnsi="Times New Roman" w:cs="Times New Roman"/>
           <w:lang w:eastAsia="fr-FR"/>
         </w:rPr>
-        <w:lastRenderedPageBreak/>
-        <w:t>structure locale des données, en regroupant les points similaires et en les séparant des</w:t>
+        <w:t xml:space="preserve">Contrairement à l'ACP qui préserve la structure globale, le t-SNE excelle à révéler </w:t>
+      </w:r>
+      <w:proofErr w:type="gramStart"/>
+      <w:r>
+        <w:rPr>
+          <w:rFonts w:ascii="Times New Roman" w:eastAsia="Times New Roman" w:hAnsi="Times New Roman" w:cs="Times New Roman"/>
+          <w:lang w:eastAsia="fr-FR"/>
+        </w:rPr>
+        <w:t>la</w:t>
+      </w:r>
+      <w:r>
+        <w:rPr>
+          <w:rFonts w:ascii="Times New Roman" w:eastAsia="Times New Roman" w:hAnsi="Times New Roman" w:cs="Times New Roman"/>
+          <w:lang w:eastAsia="fr-FR"/>
+        </w:rPr>
+        <w:t xml:space="preserve">  </w:t>
+      </w:r>
+      <w:r>
+        <w:rPr>
+          <w:rFonts w:ascii="Times New Roman" w:eastAsia="Times New Roman" w:hAnsi="Times New Roman" w:cs="Times New Roman"/>
+          <w:lang w:eastAsia="fr-FR"/>
+        </w:rPr>
+        <w:t>structure</w:t>
+      </w:r>
+      <w:proofErr w:type="gramEnd"/>
+      <w:r>
+        <w:rPr>
+          <w:rFonts w:ascii="Times New Roman" w:eastAsia="Times New Roman" w:hAnsi="Times New Roman" w:cs="Times New Roman"/>
+          <w:lang w:eastAsia="fr-FR"/>
+        </w:rPr>
+        <w:t xml:space="preserve"> locale des données, en regroupant les points similaires et en les séparant des</w:t>
       </w:r>
       <w:r>
         <w:rPr>
@@ -2464,7 +2643,21 @@
           <w:rFonts w:ascii="Times New Roman" w:eastAsia="Times New Roman" w:hAnsi="Times New Roman" w:cs="Times New Roman"/>
           <w:lang w:eastAsia="fr-FR"/>
         </w:rPr>
-        <w:t>points dissemblables. C'est l'outil idéal pour vérifier visuellement la cohésion de nos</w:t>
+        <w:t>points</w:t>
+      </w:r>
+      <w:r>
+        <w:rPr>
+          <w:rFonts w:ascii="Times New Roman" w:eastAsia="Times New Roman" w:hAnsi="Times New Roman" w:cs="Times New Roman"/>
+          <w:lang w:eastAsia="fr-FR"/>
+        </w:rPr>
+        <w:t xml:space="preserve"> distincts </w:t>
+      </w:r>
+      <w:r>
+        <w:rPr>
+          <w:rFonts w:ascii="Times New Roman" w:eastAsia="Times New Roman" w:hAnsi="Times New Roman" w:cs="Times New Roman"/>
+          <w:lang w:eastAsia="fr-FR"/>
+        </w:rPr>
+        <w:t>. C'est l'outil idéal pour vérifier visuellement la cohésion de nos</w:t>
       </w:r>
       <w:r>
         <w:rPr>
@@ -2692,6 +2885,119 @@
     </w:lvl>
   </w:abstractNum>
   <w:abstractNum w:abstractNumId="2" w15:restartNumberingAfterBreak="0">
+    <w:nsid w:val="22F95660"/>
+    <w:multiLevelType w:val="hybridMultilevel"/>
+    <w:tmpl w:val="D6EE1B50"/>
+    <w:lvl w:ilvl="0" w:tplc="040C0003">
+      <w:start w:val="1"/>
+      <w:numFmt w:val="bullet"/>
+      <w:lvlText w:val="o"/>
+      <w:lvlJc w:val="left"/>
+      <w:pPr>
+        <w:ind w:left="2136" w:hanging="360"/>
+      </w:pPr>
+      <w:rPr>
+        <w:rFonts w:ascii="Courier New" w:hAnsi="Courier New" w:cs="Courier New" w:hint="default"/>
+      </w:rPr>
+    </w:lvl>
+    <w:lvl w:ilvl="1" w:tplc="040C0003" w:tentative="1">
+      <w:start w:val="1"/>
+      <w:numFmt w:val="bullet"/>
+      <w:lvlText w:val="o"/>
+      <w:lvlJc w:val="left"/>
+      <w:pPr>
+        <w:ind w:left="2856" w:hanging="360"/>
+      </w:pPr>
+      <w:rPr>
+        <w:rFonts w:ascii="Courier New" w:hAnsi="Courier New" w:cs="Courier New" w:hint="default"/>
+      </w:rPr>
+    </w:lvl>
+    <w:lvl w:ilvl="2" w:tplc="040C0005" w:tentative="1">
+      <w:start w:val="1"/>
+      <w:numFmt w:val="bullet"/>
+      <w:lvlText w:val=""/>
+      <w:lvlJc w:val="left"/>
+      <w:pPr>
+        <w:ind w:left="3576" w:hanging="360"/>
+      </w:pPr>
+      <w:rPr>
+        <w:rFonts w:ascii="Wingdings" w:hAnsi="Wingdings" w:hint="default"/>
+      </w:rPr>
+    </w:lvl>
+    <w:lvl w:ilvl="3" w:tplc="040C0001" w:tentative="1">
+      <w:start w:val="1"/>
+      <w:numFmt w:val="bullet"/>
+      <w:lvlText w:val=""/>
+      <w:lvlJc w:val="left"/>
+      <w:pPr>
+        <w:ind w:left="4296" w:hanging="360"/>
+      </w:pPr>
+      <w:rPr>
+        <w:rFonts w:ascii="Symbol" w:hAnsi="Symbol" w:hint="default"/>
+      </w:rPr>
+    </w:lvl>
+    <w:lvl w:ilvl="4" w:tplc="040C0003" w:tentative="1">
+      <w:start w:val="1"/>
+      <w:numFmt w:val="bullet"/>
+      <w:lvlText w:val="o"/>
+      <w:lvlJc w:val="left"/>
+      <w:pPr>
+        <w:ind w:left="5016" w:hanging="360"/>
+      </w:pPr>
+      <w:rPr>
+        <w:rFonts w:ascii="Courier New" w:hAnsi="Courier New" w:cs="Courier New" w:hint="default"/>
+      </w:rPr>
+    </w:lvl>
+    <w:lvl w:ilvl="5" w:tplc="040C0005" w:tentative="1">
+      <w:start w:val="1"/>
+      <w:numFmt w:val="bullet"/>
+      <w:lvlText w:val=""/>
+      <w:lvlJc w:val="left"/>
+      <w:pPr>
+        <w:ind w:left="5736" w:hanging="360"/>
+      </w:pPr>
+      <w:rPr>
+        <w:rFonts w:ascii="Wingdings" w:hAnsi="Wingdings" w:hint="default"/>
+      </w:rPr>
+    </w:lvl>
+    <w:lvl w:ilvl="6" w:tplc="040C0001" w:tentative="1">
+      <w:start w:val="1"/>
+      <w:numFmt w:val="bullet"/>
+      <w:lvlText w:val=""/>
+      <w:lvlJc w:val="left"/>
+      <w:pPr>
+        <w:ind w:left="6456" w:hanging="360"/>
+      </w:pPr>
+      <w:rPr>
+        <w:rFonts w:ascii="Symbol" w:hAnsi="Symbol" w:hint="default"/>
+      </w:rPr>
+    </w:lvl>
+    <w:lvl w:ilvl="7" w:tplc="040C0003" w:tentative="1">
+      <w:start w:val="1"/>
+      <w:numFmt w:val="bullet"/>
+      <w:lvlText w:val="o"/>
+      <w:lvlJc w:val="left"/>
+      <w:pPr>
+        <w:ind w:left="7176" w:hanging="360"/>
+      </w:pPr>
+      <w:rPr>
+        <w:rFonts w:ascii="Courier New" w:hAnsi="Courier New" w:cs="Courier New" w:hint="default"/>
+      </w:rPr>
+    </w:lvl>
+    <w:lvl w:ilvl="8" w:tplc="040C0005" w:tentative="1">
+      <w:start w:val="1"/>
+      <w:numFmt w:val="bullet"/>
+      <w:lvlText w:val=""/>
+      <w:lvlJc w:val="left"/>
+      <w:pPr>
+        <w:ind w:left="7896" w:hanging="360"/>
+      </w:pPr>
+      <w:rPr>
+        <w:rFonts w:ascii="Wingdings" w:hAnsi="Wingdings" w:hint="default"/>
+      </w:rPr>
+    </w:lvl>
+  </w:abstractNum>
+  <w:abstractNum w:abstractNumId="3" w15:restartNumberingAfterBreak="0">
     <w:nsid w:val="37520105"/>
     <w:multiLevelType w:val="hybridMultilevel"/>
     <w:tmpl w:val="F65E1F5A"/>
@@ -2782,7 +3088,7 @@
       </w:pPr>
     </w:lvl>
   </w:abstractNum>
-  <w:abstractNum w:abstractNumId="3" w15:restartNumberingAfterBreak="0">
+  <w:abstractNum w:abstractNumId="4" w15:restartNumberingAfterBreak="0">
     <w:nsid w:val="3CE2791F"/>
     <w:multiLevelType w:val="hybridMultilevel"/>
     <w:tmpl w:val="3E0A7682"/>
@@ -2873,7 +3179,7 @@
       </w:pPr>
     </w:lvl>
   </w:abstractNum>
-  <w:abstractNum w:abstractNumId="4" w15:restartNumberingAfterBreak="0">
+  <w:abstractNum w:abstractNumId="5" w15:restartNumberingAfterBreak="0">
     <w:nsid w:val="53ED6F52"/>
     <w:multiLevelType w:val="multilevel"/>
     <w:tmpl w:val="B32E59B8"/>
@@ -2986,7 +3292,7 @@
       </w:pPr>
     </w:lvl>
   </w:abstractNum>
-  <w:abstractNum w:abstractNumId="5" w15:restartNumberingAfterBreak="0">
+  <w:abstractNum w:abstractNumId="6" w15:restartNumberingAfterBreak="0">
     <w:nsid w:val="57F76798"/>
     <w:multiLevelType w:val="hybridMultilevel"/>
     <w:tmpl w:val="A87408C0"/>
@@ -3075,7 +3381,7 @@
       </w:pPr>
     </w:lvl>
   </w:abstractNum>
-  <w:abstractNum w:abstractNumId="6" w15:restartNumberingAfterBreak="0">
+  <w:abstractNum w:abstractNumId="7" w15:restartNumberingAfterBreak="0">
     <w:nsid w:val="5C9F1198"/>
     <w:multiLevelType w:val="hybridMultilevel"/>
     <w:tmpl w:val="329271F2"/>
@@ -3166,20 +3472,23 @@
       </w:pPr>
     </w:lvl>
   </w:abstractNum>
-  <w:abstractNum w:abstractNumId="7" w15:restartNumberingAfterBreak="0">
+  <w:abstractNum w:abstractNumId="8" w15:restartNumberingAfterBreak="0">
     <w:nsid w:val="68C4767A"/>
     <w:multiLevelType w:val="hybridMultilevel"/>
-    <w:tmpl w:val="BC162D52"/>
-    <w:lvl w:ilvl="0" w:tplc="09649B28">
+    <w:tmpl w:val="0388BC5E"/>
+    <w:lvl w:ilvl="0" w:tplc="13644D5E">
       <w:start w:val="1"/>
       <w:numFmt w:val="decimal"/>
       <w:lvlText w:val="%1-"/>
       <w:lvlJc w:val="left"/>
       <w:pPr>
-        <w:ind w:left="720" w:hanging="360"/>
+        <w:ind w:left="644" w:hanging="360"/>
       </w:pPr>
       <w:rPr>
         <w:rFonts w:hint="default"/>
+        <w:color w:val="4472C4" w:themeColor="accent1"/>
+        <w:sz w:val="28"/>
+        <w:szCs w:val="28"/>
       </w:rPr>
     </w:lvl>
     <w:lvl w:ilvl="1" w:tplc="040C0019" w:tentative="1">
@@ -3255,7 +3564,7 @@
       </w:pPr>
     </w:lvl>
   </w:abstractNum>
-  <w:abstractNum w:abstractNumId="8" w15:restartNumberingAfterBreak="0">
+  <w:abstractNum w:abstractNumId="9" w15:restartNumberingAfterBreak="0">
     <w:nsid w:val="6E003E42"/>
     <w:multiLevelType w:val="hybridMultilevel"/>
     <w:tmpl w:val="41722F58"/>
@@ -3345,28 +3654,31 @@
     <w:abstractNumId w:val="1"/>
   </w:num>
   <w:num w:numId="2" w16cid:durableId="1078598917">
-    <w:abstractNumId w:val="8"/>
+    <w:abstractNumId w:val="9"/>
   </w:num>
   <w:num w:numId="3" w16cid:durableId="899436048">
-    <w:abstractNumId w:val="6"/>
+    <w:abstractNumId w:val="7"/>
   </w:num>
   <w:num w:numId="4" w16cid:durableId="1858611996">
+    <w:abstractNumId w:val="4"/>
+  </w:num>
+  <w:num w:numId="5" w16cid:durableId="1822040989">
     <w:abstractNumId w:val="3"/>
   </w:num>
-  <w:num w:numId="5" w16cid:durableId="1822040989">
-    <w:abstractNumId w:val="2"/>
-  </w:num>
   <w:num w:numId="6" w16cid:durableId="687147118">
-    <w:abstractNumId w:val="7"/>
+    <w:abstractNumId w:val="8"/>
   </w:num>
   <w:num w:numId="7" w16cid:durableId="1889805683">
     <w:abstractNumId w:val="0"/>
   </w:num>
   <w:num w:numId="8" w16cid:durableId="576789432">
-    <w:abstractNumId w:val="4"/>
+    <w:abstractNumId w:val="5"/>
   </w:num>
   <w:num w:numId="9" w16cid:durableId="1030296742">
-    <w:abstractNumId w:val="5"/>
+    <w:abstractNumId w:val="6"/>
+  </w:num>
+  <w:num w:numId="10" w16cid:durableId="1051270092">
+    <w:abstractNumId w:val="2"/>
   </w:num>
 </w:numbering>
 </file>
